--- a/CONTRIBUTING/Shino/Design Specification.docx
+++ b/CONTRIBUTING/Shino/Design Specification.docx
@@ -144,15 +144,7 @@
         </w:numPr>
       </w:pPr>
       <w:r>
-        <w:t xml:space="preserve">Core creation tool: </w:t>
-      </w:r>
-      <w:proofErr w:type="spellStart"/>
-      <w:r>
-        <w:t>color</w:t>
-      </w:r>
-      <w:proofErr w:type="spellEnd"/>
-      <w:r>
-        <w:t xml:space="preserve"> palette, brush selection, undo/redo, save/upload</w:t>
+        <w:t>Core creation tool: color palette, brush selection, undo/redo, save/upload</w:t>
       </w:r>
     </w:p>
     <w:p>
@@ -242,15 +234,7 @@
         </w:numPr>
       </w:pPr>
       <w:r>
-        <w:t xml:space="preserve">Roller Brush: large-area filling, </w:t>
-      </w:r>
-      <w:proofErr w:type="gramStart"/>
-      <w:r>
-        <w:t>similar to</w:t>
-      </w:r>
-      <w:proofErr w:type="gramEnd"/>
-      <w:r>
-        <w:t xml:space="preserve"> painting walls</w:t>
+        <w:t>Roller Brush: large-area filling, similar to painting walls</w:t>
       </w:r>
     </w:p>
     <w:p>
@@ -691,15 +675,7 @@
         </w:numPr>
       </w:pPr>
       <w:r>
-        <w:t xml:space="preserve">Interactions are limited to likes and </w:t>
-      </w:r>
-      <w:proofErr w:type="gramStart"/>
-      <w:r>
-        <w:t>comments;</w:t>
-      </w:r>
-      <w:proofErr w:type="gramEnd"/>
-      <w:r>
-        <w:t xml:space="preserve"> no reposting or secondary creations</w:t>
+        <w:t>Interactions are limited to likes and comments; no reposting or secondary creations</w:t>
       </w:r>
     </w:p>
     <w:p>
@@ -759,23 +735,7 @@
         </w:numPr>
       </w:pPr>
       <w:r>
-        <w:t xml:space="preserve">Left: Community, </w:t>
-      </w:r>
-      <w:proofErr w:type="spellStart"/>
-      <w:r>
-        <w:t>Center</w:t>
-      </w:r>
-      <w:proofErr w:type="spellEnd"/>
-      <w:r>
-        <w:t xml:space="preserve">: Scan, </w:t>
-      </w:r>
-      <w:proofErr w:type="gramStart"/>
-      <w:r>
-        <w:t>Right</w:t>
-      </w:r>
-      <w:proofErr w:type="gramEnd"/>
-      <w:r>
-        <w:t>: Profile</w:t>
+        <w:t>Left: Community, Center: Scan, Right: Profile</w:t>
       </w:r>
     </w:p>
     <w:p>
@@ -874,6 +834,205 @@
         <w:t>Prevents risks associated with offensive or illegal graffiti content</w:t>
       </w:r>
     </w:p>
+    <w:p/>
+    <w:p>
+      <w:pPr>
+        <w:rPr>
+          <w:b/>
+          <w:bCs/>
+        </w:rPr>
+      </w:pPr>
+      <w:r>
+        <w:rPr>
+          <w:b/>
+          <w:bCs/>
+        </w:rPr>
+        <w:t>5. Map View</w:t>
+      </w:r>
+    </w:p>
+    <w:p>
+      <w:r>
+        <w:rPr>
+          <w:b/>
+          <w:bCs/>
+        </w:rPr>
+        <w:t>Function</w:t>
+      </w:r>
+    </w:p>
+    <w:p>
+      <w:pPr>
+        <w:numPr>
+          <w:ilvl w:val="0"/>
+          <w:numId w:val="11"/>
+        </w:numPr>
+      </w:pPr>
+      <w:r>
+        <w:t>Provides a map-based overview of all physical graffiti board locations in the city</w:t>
+      </w:r>
+    </w:p>
+    <w:p>
+      <w:pPr>
+        <w:numPr>
+          <w:ilvl w:val="0"/>
+          <w:numId w:val="11"/>
+        </w:numPr>
+      </w:pPr>
+      <w:r>
+        <w:t>Helps users discover nearby boards and encourages on-site participation</w:t>
+      </w:r>
+    </w:p>
+    <w:p>
+      <w:r>
+        <w:rPr>
+          <w:b/>
+          <w:bCs/>
+        </w:rPr>
+        <w:t>Core Features</w:t>
+      </w:r>
+    </w:p>
+    <w:p>
+      <w:pPr>
+        <w:numPr>
+          <w:ilvl w:val="0"/>
+          <w:numId w:val="12"/>
+        </w:numPr>
+      </w:pPr>
+      <w:r>
+        <w:rPr>
+          <w:b/>
+          <w:bCs/>
+        </w:rPr>
+        <w:t>Map Background</w:t>
+      </w:r>
+    </w:p>
+    <w:p>
+      <w:pPr>
+        <w:numPr>
+          <w:ilvl w:val="1"/>
+          <w:numId w:val="12"/>
+        </w:numPr>
+      </w:pPr>
+      <w:r>
+        <w:t>Simplified city map for clarity, highlighting only relevant graffiti locations</w:t>
+      </w:r>
+    </w:p>
+    <w:p>
+      <w:pPr>
+        <w:numPr>
+          <w:ilvl w:val="0"/>
+          <w:numId w:val="12"/>
+        </w:numPr>
+      </w:pPr>
+      <w:r>
+        <w:rPr>
+          <w:b/>
+          <w:bCs/>
+        </w:rPr>
+        <w:t>Location Markers</w:t>
+      </w:r>
+    </w:p>
+    <w:p>
+      <w:pPr>
+        <w:numPr>
+          <w:ilvl w:val="1"/>
+          <w:numId w:val="12"/>
+        </w:numPr>
+      </w:pPr>
+      <w:r>
+        <w:t>Each marker represents one physical graffiti board</w:t>
+      </w:r>
+    </w:p>
+    <w:p>
+      <w:pPr>
+        <w:numPr>
+          <w:ilvl w:val="1"/>
+          <w:numId w:val="12"/>
+        </w:numPr>
+      </w:pPr>
+      <w:r>
+        <w:t>Clicking a marker opens a small preview window</w:t>
+      </w:r>
+    </w:p>
+    <w:p>
+      <w:pPr>
+        <w:numPr>
+          <w:ilvl w:val="0"/>
+          <w:numId w:val="12"/>
+        </w:numPr>
+      </w:pPr>
+      <w:r>
+        <w:rPr>
+          <w:b/>
+          <w:bCs/>
+        </w:rPr>
+        <w:t>Preview Window</w:t>
+      </w:r>
+    </w:p>
+    <w:p>
+      <w:pPr>
+        <w:numPr>
+          <w:ilvl w:val="1"/>
+          <w:numId w:val="12"/>
+        </w:numPr>
+      </w:pPr>
+      <w:r>
+        <w:t>Shows recent artworks from that board</w:t>
+      </w:r>
+    </w:p>
+    <w:p>
+      <w:pPr>
+        <w:numPr>
+          <w:ilvl w:val="1"/>
+          <w:numId w:val="12"/>
+        </w:numPr>
+      </w:pPr>
+      <w:r>
+        <w:t>Provides instructions or a QR code prompt to join that specific board</w:t>
+      </w:r>
+    </w:p>
+    <w:p>
+      <w:r>
+        <w:rPr>
+          <w:b/>
+          <w:bCs/>
+        </w:rPr>
+        <w:t>Rationale</w:t>
+      </w:r>
+    </w:p>
+    <w:p>
+      <w:pPr>
+        <w:numPr>
+          <w:ilvl w:val="0"/>
+          <w:numId w:val="13"/>
+        </w:numPr>
+      </w:pPr>
+      <w:r>
+        <w:t>Strengthens the connection between online experience and physical installations</w:t>
+      </w:r>
+    </w:p>
+    <w:p>
+      <w:pPr>
+        <w:numPr>
+          <w:ilvl w:val="0"/>
+          <w:numId w:val="13"/>
+        </w:numPr>
+      </w:pPr>
+      <w:r>
+        <w:t>Reinforces the uniqueness of the system compared to ordinary drawing/painting apps</w:t>
+      </w:r>
+    </w:p>
+    <w:p>
+      <w:pPr>
+        <w:numPr>
+          <w:ilvl w:val="0"/>
+          <w:numId w:val="13"/>
+        </w:numPr>
+      </w:pPr>
+      <w:r>
+        <w:t>Encourages exploration and physical mobility, aligning with the cultural context of street graffiti</w:t>
+      </w:r>
+    </w:p>
+    <w:p/>
     <w:sectPr>
       <w:pgSz w:w="11906" w:h="16838"/>
       <w:pgMar w:top="1440" w:right="1800" w:bottom="1440" w:left="1800" w:header="708" w:footer="708" w:gutter="0"/>
@@ -1008,6 +1167,272 @@
     </w:lvl>
   </w:abstractNum>
   <w:abstractNum w:abstractNumId="1" w15:restartNumberingAfterBreak="0">
+    <w:nsid w:val="1AF32122"/>
+    <w:multiLevelType w:val="multilevel"/>
+    <w:tmpl w:val="A9D845BE"/>
+    <w:lvl w:ilvl="0">
+      <w:start w:val="1"/>
+      <w:numFmt w:val="bullet"/>
+      <w:lvlText w:val=""/>
+      <w:lvlJc w:val="left"/>
+      <w:pPr>
+        <w:tabs>
+          <w:tab w:val="num" w:pos="720"/>
+        </w:tabs>
+        <w:ind w:left="720" w:hanging="360"/>
+      </w:pPr>
+      <w:rPr>
+        <w:rFonts w:ascii="Symbol" w:hAnsi="Symbol" w:hint="default"/>
+        <w:sz w:val="20"/>
+      </w:rPr>
+    </w:lvl>
+    <w:lvl w:ilvl="1" w:tentative="1">
+      <w:start w:val="1"/>
+      <w:numFmt w:val="bullet"/>
+      <w:lvlText w:val="o"/>
+      <w:lvlJc w:val="left"/>
+      <w:pPr>
+        <w:tabs>
+          <w:tab w:val="num" w:pos="1440"/>
+        </w:tabs>
+        <w:ind w:left="1440" w:hanging="360"/>
+      </w:pPr>
+      <w:rPr>
+        <w:rFonts w:ascii="Courier New" w:hAnsi="Courier New" w:hint="default"/>
+        <w:sz w:val="20"/>
+      </w:rPr>
+    </w:lvl>
+    <w:lvl w:ilvl="2" w:tentative="1">
+      <w:start w:val="1"/>
+      <w:numFmt w:val="bullet"/>
+      <w:lvlText w:val=""/>
+      <w:lvlJc w:val="left"/>
+      <w:pPr>
+        <w:tabs>
+          <w:tab w:val="num" w:pos="2160"/>
+        </w:tabs>
+        <w:ind w:left="2160" w:hanging="360"/>
+      </w:pPr>
+      <w:rPr>
+        <w:rFonts w:ascii="Wingdings" w:hAnsi="Wingdings" w:hint="default"/>
+        <w:sz w:val="20"/>
+      </w:rPr>
+    </w:lvl>
+    <w:lvl w:ilvl="3" w:tentative="1">
+      <w:start w:val="1"/>
+      <w:numFmt w:val="bullet"/>
+      <w:lvlText w:val=""/>
+      <w:lvlJc w:val="left"/>
+      <w:pPr>
+        <w:tabs>
+          <w:tab w:val="num" w:pos="2880"/>
+        </w:tabs>
+        <w:ind w:left="2880" w:hanging="360"/>
+      </w:pPr>
+      <w:rPr>
+        <w:rFonts w:ascii="Wingdings" w:hAnsi="Wingdings" w:hint="default"/>
+        <w:sz w:val="20"/>
+      </w:rPr>
+    </w:lvl>
+    <w:lvl w:ilvl="4" w:tentative="1">
+      <w:start w:val="1"/>
+      <w:numFmt w:val="bullet"/>
+      <w:lvlText w:val=""/>
+      <w:lvlJc w:val="left"/>
+      <w:pPr>
+        <w:tabs>
+          <w:tab w:val="num" w:pos="3600"/>
+        </w:tabs>
+        <w:ind w:left="3600" w:hanging="360"/>
+      </w:pPr>
+      <w:rPr>
+        <w:rFonts w:ascii="Wingdings" w:hAnsi="Wingdings" w:hint="default"/>
+        <w:sz w:val="20"/>
+      </w:rPr>
+    </w:lvl>
+    <w:lvl w:ilvl="5" w:tentative="1">
+      <w:start w:val="1"/>
+      <w:numFmt w:val="bullet"/>
+      <w:lvlText w:val=""/>
+      <w:lvlJc w:val="left"/>
+      <w:pPr>
+        <w:tabs>
+          <w:tab w:val="num" w:pos="4320"/>
+        </w:tabs>
+        <w:ind w:left="4320" w:hanging="360"/>
+      </w:pPr>
+      <w:rPr>
+        <w:rFonts w:ascii="Wingdings" w:hAnsi="Wingdings" w:hint="default"/>
+        <w:sz w:val="20"/>
+      </w:rPr>
+    </w:lvl>
+    <w:lvl w:ilvl="6" w:tentative="1">
+      <w:start w:val="1"/>
+      <w:numFmt w:val="bullet"/>
+      <w:lvlText w:val=""/>
+      <w:lvlJc w:val="left"/>
+      <w:pPr>
+        <w:tabs>
+          <w:tab w:val="num" w:pos="5040"/>
+        </w:tabs>
+        <w:ind w:left="5040" w:hanging="360"/>
+      </w:pPr>
+      <w:rPr>
+        <w:rFonts w:ascii="Wingdings" w:hAnsi="Wingdings" w:hint="default"/>
+        <w:sz w:val="20"/>
+      </w:rPr>
+    </w:lvl>
+    <w:lvl w:ilvl="7" w:tentative="1">
+      <w:start w:val="1"/>
+      <w:numFmt w:val="bullet"/>
+      <w:lvlText w:val=""/>
+      <w:lvlJc w:val="left"/>
+      <w:pPr>
+        <w:tabs>
+          <w:tab w:val="num" w:pos="5760"/>
+        </w:tabs>
+        <w:ind w:left="5760" w:hanging="360"/>
+      </w:pPr>
+      <w:rPr>
+        <w:rFonts w:ascii="Wingdings" w:hAnsi="Wingdings" w:hint="default"/>
+        <w:sz w:val="20"/>
+      </w:rPr>
+    </w:lvl>
+    <w:lvl w:ilvl="8" w:tentative="1">
+      <w:start w:val="1"/>
+      <w:numFmt w:val="bullet"/>
+      <w:lvlText w:val=""/>
+      <w:lvlJc w:val="left"/>
+      <w:pPr>
+        <w:tabs>
+          <w:tab w:val="num" w:pos="6480"/>
+        </w:tabs>
+        <w:ind w:left="6480" w:hanging="360"/>
+      </w:pPr>
+      <w:rPr>
+        <w:rFonts w:ascii="Wingdings" w:hAnsi="Wingdings" w:hint="default"/>
+        <w:sz w:val="20"/>
+      </w:rPr>
+    </w:lvl>
+  </w:abstractNum>
+  <w:abstractNum w:abstractNumId="2" w15:restartNumberingAfterBreak="0">
+    <w:nsid w:val="23C27D79"/>
+    <w:multiLevelType w:val="multilevel"/>
+    <w:tmpl w:val="B3EE6986"/>
+    <w:lvl w:ilvl="0">
+      <w:start w:val="1"/>
+      <w:numFmt w:val="decimal"/>
+      <w:lvlText w:val="%1."/>
+      <w:lvlJc w:val="left"/>
+      <w:pPr>
+        <w:tabs>
+          <w:tab w:val="num" w:pos="720"/>
+        </w:tabs>
+        <w:ind w:left="720" w:hanging="360"/>
+      </w:pPr>
+    </w:lvl>
+    <w:lvl w:ilvl="1">
+      <w:start w:val="1"/>
+      <w:numFmt w:val="bullet"/>
+      <w:lvlText w:val="o"/>
+      <w:lvlJc w:val="left"/>
+      <w:pPr>
+        <w:tabs>
+          <w:tab w:val="num" w:pos="1440"/>
+        </w:tabs>
+        <w:ind w:left="1440" w:hanging="360"/>
+      </w:pPr>
+      <w:rPr>
+        <w:rFonts w:ascii="Courier New" w:hAnsi="Courier New" w:hint="default"/>
+        <w:sz w:val="20"/>
+      </w:rPr>
+    </w:lvl>
+    <w:lvl w:ilvl="2" w:tentative="1">
+      <w:start w:val="1"/>
+      <w:numFmt w:val="decimal"/>
+      <w:lvlText w:val="%3."/>
+      <w:lvlJc w:val="left"/>
+      <w:pPr>
+        <w:tabs>
+          <w:tab w:val="num" w:pos="2160"/>
+        </w:tabs>
+        <w:ind w:left="2160" w:hanging="360"/>
+      </w:pPr>
+    </w:lvl>
+    <w:lvl w:ilvl="3" w:tentative="1">
+      <w:start w:val="1"/>
+      <w:numFmt w:val="decimal"/>
+      <w:lvlText w:val="%4."/>
+      <w:lvlJc w:val="left"/>
+      <w:pPr>
+        <w:tabs>
+          <w:tab w:val="num" w:pos="2880"/>
+        </w:tabs>
+        <w:ind w:left="2880" w:hanging="360"/>
+      </w:pPr>
+    </w:lvl>
+    <w:lvl w:ilvl="4" w:tentative="1">
+      <w:start w:val="1"/>
+      <w:numFmt w:val="decimal"/>
+      <w:lvlText w:val="%5."/>
+      <w:lvlJc w:val="left"/>
+      <w:pPr>
+        <w:tabs>
+          <w:tab w:val="num" w:pos="3600"/>
+        </w:tabs>
+        <w:ind w:left="3600" w:hanging="360"/>
+      </w:pPr>
+    </w:lvl>
+    <w:lvl w:ilvl="5" w:tentative="1">
+      <w:start w:val="1"/>
+      <w:numFmt w:val="decimal"/>
+      <w:lvlText w:val="%6."/>
+      <w:lvlJc w:val="left"/>
+      <w:pPr>
+        <w:tabs>
+          <w:tab w:val="num" w:pos="4320"/>
+        </w:tabs>
+        <w:ind w:left="4320" w:hanging="360"/>
+      </w:pPr>
+    </w:lvl>
+    <w:lvl w:ilvl="6" w:tentative="1">
+      <w:start w:val="1"/>
+      <w:numFmt w:val="decimal"/>
+      <w:lvlText w:val="%7."/>
+      <w:lvlJc w:val="left"/>
+      <w:pPr>
+        <w:tabs>
+          <w:tab w:val="num" w:pos="5040"/>
+        </w:tabs>
+        <w:ind w:left="5040" w:hanging="360"/>
+      </w:pPr>
+    </w:lvl>
+    <w:lvl w:ilvl="7" w:tentative="1">
+      <w:start w:val="1"/>
+      <w:numFmt w:val="decimal"/>
+      <w:lvlText w:val="%8."/>
+      <w:lvlJc w:val="left"/>
+      <w:pPr>
+        <w:tabs>
+          <w:tab w:val="num" w:pos="5760"/>
+        </w:tabs>
+        <w:ind w:left="5760" w:hanging="360"/>
+      </w:pPr>
+    </w:lvl>
+    <w:lvl w:ilvl="8" w:tentative="1">
+      <w:start w:val="1"/>
+      <w:numFmt w:val="decimal"/>
+      <w:lvlText w:val="%9."/>
+      <w:lvlJc w:val="left"/>
+      <w:pPr>
+        <w:tabs>
+          <w:tab w:val="num" w:pos="6480"/>
+        </w:tabs>
+        <w:ind w:left="6480" w:hanging="360"/>
+      </w:pPr>
+    </w:lvl>
+  </w:abstractNum>
+  <w:abstractNum w:abstractNumId="3" w15:restartNumberingAfterBreak="0">
     <w:nsid w:val="3C1D6B15"/>
     <w:multiLevelType w:val="multilevel"/>
     <w:tmpl w:val="BD8E787A"/>
@@ -1120,7 +1545,7 @@
       </w:pPr>
     </w:lvl>
   </w:abstractNum>
-  <w:abstractNum w:abstractNumId="2" w15:restartNumberingAfterBreak="0">
+  <w:abstractNum w:abstractNumId="4" w15:restartNumberingAfterBreak="0">
     <w:nsid w:val="3E3F3EC9"/>
     <w:multiLevelType w:val="multilevel"/>
     <w:tmpl w:val="AB52E130"/>
@@ -1269,7 +1694,7 @@
       </w:rPr>
     </w:lvl>
   </w:abstractNum>
-  <w:abstractNum w:abstractNumId="3" w15:restartNumberingAfterBreak="0">
+  <w:abstractNum w:abstractNumId="5" w15:restartNumberingAfterBreak="0">
     <w:nsid w:val="3E9E6776"/>
     <w:multiLevelType w:val="multilevel"/>
     <w:tmpl w:val="C8E6CCA8"/>
@@ -1418,7 +1843,7 @@
       </w:rPr>
     </w:lvl>
   </w:abstractNum>
-  <w:abstractNum w:abstractNumId="4" w15:restartNumberingAfterBreak="0">
+  <w:abstractNum w:abstractNumId="6" w15:restartNumberingAfterBreak="0">
     <w:nsid w:val="4C3607A5"/>
     <w:multiLevelType w:val="multilevel"/>
     <w:tmpl w:val="02747896"/>
@@ -1531,7 +1956,7 @@
       </w:pPr>
     </w:lvl>
   </w:abstractNum>
-  <w:abstractNum w:abstractNumId="5" w15:restartNumberingAfterBreak="0">
+  <w:abstractNum w:abstractNumId="7" w15:restartNumberingAfterBreak="0">
     <w:nsid w:val="4FD975ED"/>
     <w:multiLevelType w:val="multilevel"/>
     <w:tmpl w:val="9B323FCC"/>
@@ -1680,7 +2105,7 @@
       </w:rPr>
     </w:lvl>
   </w:abstractNum>
-  <w:abstractNum w:abstractNumId="6" w15:restartNumberingAfterBreak="0">
+  <w:abstractNum w:abstractNumId="8" w15:restartNumberingAfterBreak="0">
     <w:nsid w:val="5374436B"/>
     <w:multiLevelType w:val="multilevel"/>
     <w:tmpl w:val="64403FDA"/>
@@ -1829,7 +2254,7 @@
       </w:rPr>
     </w:lvl>
   </w:abstractNum>
-  <w:abstractNum w:abstractNumId="7" w15:restartNumberingAfterBreak="0">
+  <w:abstractNum w:abstractNumId="9" w15:restartNumberingAfterBreak="0">
     <w:nsid w:val="565117A8"/>
     <w:multiLevelType w:val="multilevel"/>
     <w:tmpl w:val="86AA9C1C"/>
@@ -1978,7 +2403,156 @@
       </w:rPr>
     </w:lvl>
   </w:abstractNum>
-  <w:abstractNum w:abstractNumId="8" w15:restartNumberingAfterBreak="0">
+  <w:abstractNum w:abstractNumId="10" w15:restartNumberingAfterBreak="0">
+    <w:nsid w:val="58046687"/>
+    <w:multiLevelType w:val="multilevel"/>
+    <w:tmpl w:val="2A426D20"/>
+    <w:lvl w:ilvl="0">
+      <w:start w:val="1"/>
+      <w:numFmt w:val="bullet"/>
+      <w:lvlText w:val=""/>
+      <w:lvlJc w:val="left"/>
+      <w:pPr>
+        <w:tabs>
+          <w:tab w:val="num" w:pos="720"/>
+        </w:tabs>
+        <w:ind w:left="720" w:hanging="360"/>
+      </w:pPr>
+      <w:rPr>
+        <w:rFonts w:ascii="Symbol" w:hAnsi="Symbol" w:hint="default"/>
+        <w:sz w:val="20"/>
+      </w:rPr>
+    </w:lvl>
+    <w:lvl w:ilvl="1" w:tentative="1">
+      <w:start w:val="1"/>
+      <w:numFmt w:val="bullet"/>
+      <w:lvlText w:val="o"/>
+      <w:lvlJc w:val="left"/>
+      <w:pPr>
+        <w:tabs>
+          <w:tab w:val="num" w:pos="1440"/>
+        </w:tabs>
+        <w:ind w:left="1440" w:hanging="360"/>
+      </w:pPr>
+      <w:rPr>
+        <w:rFonts w:ascii="Courier New" w:hAnsi="Courier New" w:hint="default"/>
+        <w:sz w:val="20"/>
+      </w:rPr>
+    </w:lvl>
+    <w:lvl w:ilvl="2" w:tentative="1">
+      <w:start w:val="1"/>
+      <w:numFmt w:val="bullet"/>
+      <w:lvlText w:val=""/>
+      <w:lvlJc w:val="left"/>
+      <w:pPr>
+        <w:tabs>
+          <w:tab w:val="num" w:pos="2160"/>
+        </w:tabs>
+        <w:ind w:left="2160" w:hanging="360"/>
+      </w:pPr>
+      <w:rPr>
+        <w:rFonts w:ascii="Wingdings" w:hAnsi="Wingdings" w:hint="default"/>
+        <w:sz w:val="20"/>
+      </w:rPr>
+    </w:lvl>
+    <w:lvl w:ilvl="3" w:tentative="1">
+      <w:start w:val="1"/>
+      <w:numFmt w:val="bullet"/>
+      <w:lvlText w:val=""/>
+      <w:lvlJc w:val="left"/>
+      <w:pPr>
+        <w:tabs>
+          <w:tab w:val="num" w:pos="2880"/>
+        </w:tabs>
+        <w:ind w:left="2880" w:hanging="360"/>
+      </w:pPr>
+      <w:rPr>
+        <w:rFonts w:ascii="Wingdings" w:hAnsi="Wingdings" w:hint="default"/>
+        <w:sz w:val="20"/>
+      </w:rPr>
+    </w:lvl>
+    <w:lvl w:ilvl="4" w:tentative="1">
+      <w:start w:val="1"/>
+      <w:numFmt w:val="bullet"/>
+      <w:lvlText w:val=""/>
+      <w:lvlJc w:val="left"/>
+      <w:pPr>
+        <w:tabs>
+          <w:tab w:val="num" w:pos="3600"/>
+        </w:tabs>
+        <w:ind w:left="3600" w:hanging="360"/>
+      </w:pPr>
+      <w:rPr>
+        <w:rFonts w:ascii="Wingdings" w:hAnsi="Wingdings" w:hint="default"/>
+        <w:sz w:val="20"/>
+      </w:rPr>
+    </w:lvl>
+    <w:lvl w:ilvl="5" w:tentative="1">
+      <w:start w:val="1"/>
+      <w:numFmt w:val="bullet"/>
+      <w:lvlText w:val=""/>
+      <w:lvlJc w:val="left"/>
+      <w:pPr>
+        <w:tabs>
+          <w:tab w:val="num" w:pos="4320"/>
+        </w:tabs>
+        <w:ind w:left="4320" w:hanging="360"/>
+      </w:pPr>
+      <w:rPr>
+        <w:rFonts w:ascii="Wingdings" w:hAnsi="Wingdings" w:hint="default"/>
+        <w:sz w:val="20"/>
+      </w:rPr>
+    </w:lvl>
+    <w:lvl w:ilvl="6" w:tentative="1">
+      <w:start w:val="1"/>
+      <w:numFmt w:val="bullet"/>
+      <w:lvlText w:val=""/>
+      <w:lvlJc w:val="left"/>
+      <w:pPr>
+        <w:tabs>
+          <w:tab w:val="num" w:pos="5040"/>
+        </w:tabs>
+        <w:ind w:left="5040" w:hanging="360"/>
+      </w:pPr>
+      <w:rPr>
+        <w:rFonts w:ascii="Wingdings" w:hAnsi="Wingdings" w:hint="default"/>
+        <w:sz w:val="20"/>
+      </w:rPr>
+    </w:lvl>
+    <w:lvl w:ilvl="7" w:tentative="1">
+      <w:start w:val="1"/>
+      <w:numFmt w:val="bullet"/>
+      <w:lvlText w:val=""/>
+      <w:lvlJc w:val="left"/>
+      <w:pPr>
+        <w:tabs>
+          <w:tab w:val="num" w:pos="5760"/>
+        </w:tabs>
+        <w:ind w:left="5760" w:hanging="360"/>
+      </w:pPr>
+      <w:rPr>
+        <w:rFonts w:ascii="Wingdings" w:hAnsi="Wingdings" w:hint="default"/>
+        <w:sz w:val="20"/>
+      </w:rPr>
+    </w:lvl>
+    <w:lvl w:ilvl="8" w:tentative="1">
+      <w:start w:val="1"/>
+      <w:numFmt w:val="bullet"/>
+      <w:lvlText w:val=""/>
+      <w:lvlJc w:val="left"/>
+      <w:pPr>
+        <w:tabs>
+          <w:tab w:val="num" w:pos="6480"/>
+        </w:tabs>
+        <w:ind w:left="6480" w:hanging="360"/>
+      </w:pPr>
+      <w:rPr>
+        <w:rFonts w:ascii="Wingdings" w:hAnsi="Wingdings" w:hint="default"/>
+        <w:sz w:val="20"/>
+      </w:rPr>
+    </w:lvl>
+  </w:abstractNum>
+  <w:abstractNum w:abstractNumId="11" w15:restartNumberingAfterBreak="0">
     <w:nsid w:val="67493233"/>
     <w:multiLevelType w:val="multilevel"/>
     <w:tmpl w:val="35A2F3F6"/>
@@ -2127,7 +2701,7 @@
       </w:rPr>
     </w:lvl>
   </w:abstractNum>
-  <w:abstractNum w:abstractNumId="9" w15:restartNumberingAfterBreak="0">
+  <w:abstractNum w:abstractNumId="12" w15:restartNumberingAfterBreak="0">
     <w:nsid w:val="782903F8"/>
     <w:multiLevelType w:val="multilevel"/>
     <w:tmpl w:val="CAEA0114"/>
@@ -2277,34 +2851,43 @@
     </w:lvl>
   </w:abstractNum>
   <w:num w:numId="1" w16cid:durableId="1787504536">
-    <w:abstractNumId w:val="5"/>
+    <w:abstractNumId w:val="7"/>
   </w:num>
   <w:num w:numId="2" w16cid:durableId="603540205">
-    <w:abstractNumId w:val="1"/>
+    <w:abstractNumId w:val="3"/>
   </w:num>
   <w:num w:numId="3" w16cid:durableId="979191929">
-    <w:abstractNumId w:val="2"/>
+    <w:abstractNumId w:val="4"/>
   </w:num>
   <w:num w:numId="4" w16cid:durableId="675881269">
     <w:abstractNumId w:val="0"/>
   </w:num>
   <w:num w:numId="5" w16cid:durableId="1387534295">
+    <w:abstractNumId w:val="11"/>
+  </w:num>
+  <w:num w:numId="6" w16cid:durableId="1482237495">
+    <w:abstractNumId w:val="6"/>
+  </w:num>
+  <w:num w:numId="7" w16cid:durableId="246235722">
     <w:abstractNumId w:val="8"/>
   </w:num>
-  <w:num w:numId="6" w16cid:durableId="1482237495">
-    <w:abstractNumId w:val="4"/>
-  </w:num>
-  <w:num w:numId="7" w16cid:durableId="246235722">
-    <w:abstractNumId w:val="6"/>
-  </w:num>
   <w:num w:numId="8" w16cid:durableId="585264088">
-    <w:abstractNumId w:val="7"/>
+    <w:abstractNumId w:val="9"/>
   </w:num>
   <w:num w:numId="9" w16cid:durableId="61145507">
-    <w:abstractNumId w:val="3"/>
+    <w:abstractNumId w:val="5"/>
   </w:num>
   <w:num w:numId="10" w16cid:durableId="1621065175">
-    <w:abstractNumId w:val="9"/>
+    <w:abstractNumId w:val="12"/>
+  </w:num>
+  <w:num w:numId="11" w16cid:durableId="1816987321">
+    <w:abstractNumId w:val="1"/>
+  </w:num>
+  <w:num w:numId="12" w16cid:durableId="1565679017">
+    <w:abstractNumId w:val="2"/>
+  </w:num>
+  <w:num w:numId="13" w16cid:durableId="2060519839">
+    <w:abstractNumId w:val="10"/>
   </w:num>
 </w:numbering>
 </file>

--- a/CONTRIBUTING/Shino/Design Specification.docx
+++ b/CONTRIBUTING/Shino/Design Specification.docx
@@ -111,20 +111,136 @@
         <w:t>: A random factor ensures that less-interacted artworks still have chances to appear, maintaining diversity</w:t>
       </w:r>
     </w:p>
+    <w:p>
+      <w:pPr>
+        <w:ind w:left="720"/>
+      </w:pPr>
+    </w:p>
+    <w:p>
+      <w:r>
+        <w:rPr>
+          <w:rFonts w:hint="eastAsia"/>
+          <w:b/>
+          <w:bCs/>
+        </w:rPr>
+        <w:t xml:space="preserve">2. </w:t>
+      </w:r>
+      <w:r>
+        <w:rPr>
+          <w:b/>
+          <w:bCs/>
+        </w:rPr>
+        <w:t>On-site Drawing Board (Physical Integration)</w:t>
+      </w:r>
+    </w:p>
+    <w:p>
+      <w:r>
+        <w:rPr>
+          <w:b/>
+          <w:bCs/>
+        </w:rPr>
+        <w:t>Function</w:t>
+      </w:r>
+    </w:p>
+    <w:p>
+      <w:pPr>
+        <w:numPr>
+          <w:ilvl w:val="0"/>
+          <w:numId w:val="14"/>
+        </w:numPr>
+      </w:pPr>
+      <w:r>
+        <w:t>Physical interactive drawing board installed directly beneath each public display screen.</w:t>
+      </w:r>
+    </w:p>
+    <w:p>
+      <w:pPr>
+        <w:numPr>
+          <w:ilvl w:val="0"/>
+          <w:numId w:val="14"/>
+        </w:numPr>
+      </w:pPr>
+      <w:r>
+        <w:t>Provides the same graffiti interface as the mobile version, allowing users to create either by scanning with their phone or by drawing directly on the board.</w:t>
+      </w:r>
+    </w:p>
+    <w:p>
+      <w:pPr>
+        <w:numPr>
+          <w:ilvl w:val="0"/>
+          <w:numId w:val="14"/>
+        </w:numPr>
+      </w:pPr>
+      <w:r>
+        <w:t>Synchronizes with the display above: artworks are shown immediately once submitted and uploaded to the online community.</w:t>
+      </w:r>
+    </w:p>
+    <w:p>
+      <w:r>
+        <w:rPr>
+          <w:b/>
+          <w:bCs/>
+        </w:rPr>
+        <w:t>Rules &amp; Design Considerations</w:t>
+      </w:r>
+    </w:p>
+    <w:p>
+      <w:pPr>
+        <w:numPr>
+          <w:ilvl w:val="0"/>
+          <w:numId w:val="15"/>
+        </w:numPr>
+      </w:pPr>
+      <w:r>
+        <w:t>Entry Options: supports both guest and registered participation, identical to the digital drawing board.</w:t>
+      </w:r>
+    </w:p>
+    <w:p>
+      <w:pPr>
+        <w:numPr>
+          <w:ilvl w:val="0"/>
+          <w:numId w:val="15"/>
+        </w:numPr>
+      </w:pPr>
+      <w:r>
+        <w:t>Consistency: the interface is unified across mobile and on-site boards, reducing learning barriers.</w:t>
+      </w:r>
+    </w:p>
+    <w:p>
+      <w:pPr>
+        <w:numPr>
+          <w:ilvl w:val="0"/>
+          <w:numId w:val="15"/>
+        </w:numPr>
+      </w:pPr>
+      <w:r>
+        <w:t>Accessibility: lowers entry threshold for casual passersby, emphasizing the spontaneous street-art experience.</w:t>
+      </w:r>
+    </w:p>
     <w:p/>
-    <w:p>
-      <w:pPr>
-        <w:rPr>
-          <w:b/>
-          <w:bCs/>
-        </w:rPr>
-      </w:pPr>
-      <w:r>
-        <w:rPr>
-          <w:b/>
-          <w:bCs/>
-        </w:rPr>
-        <w:t>2. Graffiti Drawing Board</w:t>
+    <w:p/>
+    <w:p>
+      <w:pPr>
+        <w:rPr>
+          <w:b/>
+          <w:bCs/>
+        </w:rPr>
+      </w:pPr>
+      <w:r>
+        <w:rPr>
+          <w:rFonts w:hint="eastAsia"/>
+          <w:b/>
+          <w:bCs/>
+        </w:rPr>
+        <w:lastRenderedPageBreak/>
+        <w:t>3</w:t>
+      </w:r>
+      <w:r>
+        <w:rPr>
+          <w:b/>
+          <w:bCs/>
+        </w:rPr>
+        <w:t>. Graffiti Drawing Board</w:t>
       </w:r>
     </w:p>
     <w:p>
@@ -293,7 +409,6 @@
         </w:numPr>
       </w:pPr>
       <w:r>
-        <w:lastRenderedPageBreak/>
         <w:t>Users can switch back to individual mode at any time</w:t>
       </w:r>
     </w:p>
@@ -418,6 +533,7 @@
         </w:numPr>
       </w:pPr>
       <w:r>
+        <w:lastRenderedPageBreak/>
         <w:t>Likes and comments count toward personal interaction, building ownership and portfolio</w:t>
       </w:r>
     </w:p>
@@ -530,10 +646,18 @@
       </w:pPr>
       <w:r>
         <w:rPr>
-          <w:b/>
-          <w:bCs/>
-        </w:rPr>
-        <w:t>3. Community Module</w:t>
+          <w:rFonts w:hint="eastAsia"/>
+          <w:b/>
+          <w:bCs/>
+        </w:rPr>
+        <w:t>4</w:t>
+      </w:r>
+      <w:r>
+        <w:rPr>
+          <w:b/>
+          <w:bCs/>
+        </w:rPr>
+        <w:t>. Community Module</w:t>
       </w:r>
     </w:p>
     <w:p>
@@ -573,7 +697,6 @@
         </w:numPr>
       </w:pPr>
       <w:r>
-        <w:lastRenderedPageBreak/>
         <w:t>Sustains online engagement beyond physical graffiti events</w:t>
       </w:r>
     </w:p>
@@ -702,6 +825,7 @@
           <w:b/>
           <w:bCs/>
         </w:rPr>
+        <w:lastRenderedPageBreak/>
         <w:t>Entry Design</w:t>
       </w:r>
     </w:p>
@@ -766,10 +890,18 @@
       </w:pPr>
       <w:r>
         <w:rPr>
-          <w:b/>
-          <w:bCs/>
-        </w:rPr>
-        <w:t>4. Content Filtering / Moderation</w:t>
+          <w:rFonts w:hint="eastAsia"/>
+          <w:b/>
+          <w:bCs/>
+        </w:rPr>
+        <w:t>5</w:t>
+      </w:r>
+      <w:r>
+        <w:rPr>
+          <w:b/>
+          <w:bCs/>
+        </w:rPr>
+        <w:t>. Content Filtering / Moderation</w:t>
       </w:r>
     </w:p>
     <w:p>
@@ -844,10 +976,18 @@
       </w:pPr>
       <w:r>
         <w:rPr>
-          <w:b/>
-          <w:bCs/>
-        </w:rPr>
-        <w:t>5. Map View</w:t>
+          <w:rFonts w:hint="eastAsia"/>
+          <w:b/>
+          <w:bCs/>
+        </w:rPr>
+        <w:t>6</w:t>
+      </w:r>
+      <w:r>
+        <w:rPr>
+          <w:b/>
+          <w:bCs/>
+        </w:rPr>
+        <w:t>. Map View</w:t>
       </w:r>
     </w:p>
     <w:p>
@@ -965,6 +1105,7 @@
           <w:b/>
           <w:bCs/>
         </w:rPr>
+        <w:lastRenderedPageBreak/>
         <w:t>Preview Window</w:t>
       </w:r>
     </w:p>
@@ -1433,6 +1574,304 @@
     </w:lvl>
   </w:abstractNum>
   <w:abstractNum w:abstractNumId="3" w15:restartNumberingAfterBreak="0">
+    <w:nsid w:val="2EE715D7"/>
+    <w:multiLevelType w:val="multilevel"/>
+    <w:tmpl w:val="364A361C"/>
+    <w:lvl w:ilvl="0">
+      <w:start w:val="1"/>
+      <w:numFmt w:val="bullet"/>
+      <w:lvlText w:val=""/>
+      <w:lvlJc w:val="left"/>
+      <w:pPr>
+        <w:tabs>
+          <w:tab w:val="num" w:pos="720"/>
+        </w:tabs>
+        <w:ind w:left="720" w:hanging="360"/>
+      </w:pPr>
+      <w:rPr>
+        <w:rFonts w:ascii="Symbol" w:hAnsi="Symbol" w:hint="default"/>
+        <w:sz w:val="20"/>
+      </w:rPr>
+    </w:lvl>
+    <w:lvl w:ilvl="1" w:tentative="1">
+      <w:start w:val="1"/>
+      <w:numFmt w:val="bullet"/>
+      <w:lvlText w:val="o"/>
+      <w:lvlJc w:val="left"/>
+      <w:pPr>
+        <w:tabs>
+          <w:tab w:val="num" w:pos="1440"/>
+        </w:tabs>
+        <w:ind w:left="1440" w:hanging="360"/>
+      </w:pPr>
+      <w:rPr>
+        <w:rFonts w:ascii="Courier New" w:hAnsi="Courier New" w:hint="default"/>
+        <w:sz w:val="20"/>
+      </w:rPr>
+    </w:lvl>
+    <w:lvl w:ilvl="2" w:tentative="1">
+      <w:start w:val="1"/>
+      <w:numFmt w:val="bullet"/>
+      <w:lvlText w:val=""/>
+      <w:lvlJc w:val="left"/>
+      <w:pPr>
+        <w:tabs>
+          <w:tab w:val="num" w:pos="2160"/>
+        </w:tabs>
+        <w:ind w:left="2160" w:hanging="360"/>
+      </w:pPr>
+      <w:rPr>
+        <w:rFonts w:ascii="Wingdings" w:hAnsi="Wingdings" w:hint="default"/>
+        <w:sz w:val="20"/>
+      </w:rPr>
+    </w:lvl>
+    <w:lvl w:ilvl="3" w:tentative="1">
+      <w:start w:val="1"/>
+      <w:numFmt w:val="bullet"/>
+      <w:lvlText w:val=""/>
+      <w:lvlJc w:val="left"/>
+      <w:pPr>
+        <w:tabs>
+          <w:tab w:val="num" w:pos="2880"/>
+        </w:tabs>
+        <w:ind w:left="2880" w:hanging="360"/>
+      </w:pPr>
+      <w:rPr>
+        <w:rFonts w:ascii="Wingdings" w:hAnsi="Wingdings" w:hint="default"/>
+        <w:sz w:val="20"/>
+      </w:rPr>
+    </w:lvl>
+    <w:lvl w:ilvl="4" w:tentative="1">
+      <w:start w:val="1"/>
+      <w:numFmt w:val="bullet"/>
+      <w:lvlText w:val=""/>
+      <w:lvlJc w:val="left"/>
+      <w:pPr>
+        <w:tabs>
+          <w:tab w:val="num" w:pos="3600"/>
+        </w:tabs>
+        <w:ind w:left="3600" w:hanging="360"/>
+      </w:pPr>
+      <w:rPr>
+        <w:rFonts w:ascii="Wingdings" w:hAnsi="Wingdings" w:hint="default"/>
+        <w:sz w:val="20"/>
+      </w:rPr>
+    </w:lvl>
+    <w:lvl w:ilvl="5" w:tentative="1">
+      <w:start w:val="1"/>
+      <w:numFmt w:val="bullet"/>
+      <w:lvlText w:val=""/>
+      <w:lvlJc w:val="left"/>
+      <w:pPr>
+        <w:tabs>
+          <w:tab w:val="num" w:pos="4320"/>
+        </w:tabs>
+        <w:ind w:left="4320" w:hanging="360"/>
+      </w:pPr>
+      <w:rPr>
+        <w:rFonts w:ascii="Wingdings" w:hAnsi="Wingdings" w:hint="default"/>
+        <w:sz w:val="20"/>
+      </w:rPr>
+    </w:lvl>
+    <w:lvl w:ilvl="6" w:tentative="1">
+      <w:start w:val="1"/>
+      <w:numFmt w:val="bullet"/>
+      <w:lvlText w:val=""/>
+      <w:lvlJc w:val="left"/>
+      <w:pPr>
+        <w:tabs>
+          <w:tab w:val="num" w:pos="5040"/>
+        </w:tabs>
+        <w:ind w:left="5040" w:hanging="360"/>
+      </w:pPr>
+      <w:rPr>
+        <w:rFonts w:ascii="Wingdings" w:hAnsi="Wingdings" w:hint="default"/>
+        <w:sz w:val="20"/>
+      </w:rPr>
+    </w:lvl>
+    <w:lvl w:ilvl="7" w:tentative="1">
+      <w:start w:val="1"/>
+      <w:numFmt w:val="bullet"/>
+      <w:lvlText w:val=""/>
+      <w:lvlJc w:val="left"/>
+      <w:pPr>
+        <w:tabs>
+          <w:tab w:val="num" w:pos="5760"/>
+        </w:tabs>
+        <w:ind w:left="5760" w:hanging="360"/>
+      </w:pPr>
+      <w:rPr>
+        <w:rFonts w:ascii="Wingdings" w:hAnsi="Wingdings" w:hint="default"/>
+        <w:sz w:val="20"/>
+      </w:rPr>
+    </w:lvl>
+    <w:lvl w:ilvl="8" w:tentative="1">
+      <w:start w:val="1"/>
+      <w:numFmt w:val="bullet"/>
+      <w:lvlText w:val=""/>
+      <w:lvlJc w:val="left"/>
+      <w:pPr>
+        <w:tabs>
+          <w:tab w:val="num" w:pos="6480"/>
+        </w:tabs>
+        <w:ind w:left="6480" w:hanging="360"/>
+      </w:pPr>
+      <w:rPr>
+        <w:rFonts w:ascii="Wingdings" w:hAnsi="Wingdings" w:hint="default"/>
+        <w:sz w:val="20"/>
+      </w:rPr>
+    </w:lvl>
+  </w:abstractNum>
+  <w:abstractNum w:abstractNumId="4" w15:restartNumberingAfterBreak="0">
+    <w:nsid w:val="31776C4D"/>
+    <w:multiLevelType w:val="multilevel"/>
+    <w:tmpl w:val="37807F70"/>
+    <w:lvl w:ilvl="0">
+      <w:start w:val="1"/>
+      <w:numFmt w:val="bullet"/>
+      <w:lvlText w:val=""/>
+      <w:lvlJc w:val="left"/>
+      <w:pPr>
+        <w:tabs>
+          <w:tab w:val="num" w:pos="720"/>
+        </w:tabs>
+        <w:ind w:left="720" w:hanging="360"/>
+      </w:pPr>
+      <w:rPr>
+        <w:rFonts w:ascii="Symbol" w:hAnsi="Symbol" w:hint="default"/>
+        <w:sz w:val="20"/>
+      </w:rPr>
+    </w:lvl>
+    <w:lvl w:ilvl="1" w:tentative="1">
+      <w:start w:val="1"/>
+      <w:numFmt w:val="bullet"/>
+      <w:lvlText w:val="o"/>
+      <w:lvlJc w:val="left"/>
+      <w:pPr>
+        <w:tabs>
+          <w:tab w:val="num" w:pos="1440"/>
+        </w:tabs>
+        <w:ind w:left="1440" w:hanging="360"/>
+      </w:pPr>
+      <w:rPr>
+        <w:rFonts w:ascii="Courier New" w:hAnsi="Courier New" w:hint="default"/>
+        <w:sz w:val="20"/>
+      </w:rPr>
+    </w:lvl>
+    <w:lvl w:ilvl="2" w:tentative="1">
+      <w:start w:val="1"/>
+      <w:numFmt w:val="bullet"/>
+      <w:lvlText w:val=""/>
+      <w:lvlJc w:val="left"/>
+      <w:pPr>
+        <w:tabs>
+          <w:tab w:val="num" w:pos="2160"/>
+        </w:tabs>
+        <w:ind w:left="2160" w:hanging="360"/>
+      </w:pPr>
+      <w:rPr>
+        <w:rFonts w:ascii="Wingdings" w:hAnsi="Wingdings" w:hint="default"/>
+        <w:sz w:val="20"/>
+      </w:rPr>
+    </w:lvl>
+    <w:lvl w:ilvl="3" w:tentative="1">
+      <w:start w:val="1"/>
+      <w:numFmt w:val="bullet"/>
+      <w:lvlText w:val=""/>
+      <w:lvlJc w:val="left"/>
+      <w:pPr>
+        <w:tabs>
+          <w:tab w:val="num" w:pos="2880"/>
+        </w:tabs>
+        <w:ind w:left="2880" w:hanging="360"/>
+      </w:pPr>
+      <w:rPr>
+        <w:rFonts w:ascii="Wingdings" w:hAnsi="Wingdings" w:hint="default"/>
+        <w:sz w:val="20"/>
+      </w:rPr>
+    </w:lvl>
+    <w:lvl w:ilvl="4" w:tentative="1">
+      <w:start w:val="1"/>
+      <w:numFmt w:val="bullet"/>
+      <w:lvlText w:val=""/>
+      <w:lvlJc w:val="left"/>
+      <w:pPr>
+        <w:tabs>
+          <w:tab w:val="num" w:pos="3600"/>
+        </w:tabs>
+        <w:ind w:left="3600" w:hanging="360"/>
+      </w:pPr>
+      <w:rPr>
+        <w:rFonts w:ascii="Wingdings" w:hAnsi="Wingdings" w:hint="default"/>
+        <w:sz w:val="20"/>
+      </w:rPr>
+    </w:lvl>
+    <w:lvl w:ilvl="5" w:tentative="1">
+      <w:start w:val="1"/>
+      <w:numFmt w:val="bullet"/>
+      <w:lvlText w:val=""/>
+      <w:lvlJc w:val="left"/>
+      <w:pPr>
+        <w:tabs>
+          <w:tab w:val="num" w:pos="4320"/>
+        </w:tabs>
+        <w:ind w:left="4320" w:hanging="360"/>
+      </w:pPr>
+      <w:rPr>
+        <w:rFonts w:ascii="Wingdings" w:hAnsi="Wingdings" w:hint="default"/>
+        <w:sz w:val="20"/>
+      </w:rPr>
+    </w:lvl>
+    <w:lvl w:ilvl="6" w:tentative="1">
+      <w:start w:val="1"/>
+      <w:numFmt w:val="bullet"/>
+      <w:lvlText w:val=""/>
+      <w:lvlJc w:val="left"/>
+      <w:pPr>
+        <w:tabs>
+          <w:tab w:val="num" w:pos="5040"/>
+        </w:tabs>
+        <w:ind w:left="5040" w:hanging="360"/>
+      </w:pPr>
+      <w:rPr>
+        <w:rFonts w:ascii="Wingdings" w:hAnsi="Wingdings" w:hint="default"/>
+        <w:sz w:val="20"/>
+      </w:rPr>
+    </w:lvl>
+    <w:lvl w:ilvl="7" w:tentative="1">
+      <w:start w:val="1"/>
+      <w:numFmt w:val="bullet"/>
+      <w:lvlText w:val=""/>
+      <w:lvlJc w:val="left"/>
+      <w:pPr>
+        <w:tabs>
+          <w:tab w:val="num" w:pos="5760"/>
+        </w:tabs>
+        <w:ind w:left="5760" w:hanging="360"/>
+      </w:pPr>
+      <w:rPr>
+        <w:rFonts w:ascii="Wingdings" w:hAnsi="Wingdings" w:hint="default"/>
+        <w:sz w:val="20"/>
+      </w:rPr>
+    </w:lvl>
+    <w:lvl w:ilvl="8" w:tentative="1">
+      <w:start w:val="1"/>
+      <w:numFmt w:val="bullet"/>
+      <w:lvlText w:val=""/>
+      <w:lvlJc w:val="left"/>
+      <w:pPr>
+        <w:tabs>
+          <w:tab w:val="num" w:pos="6480"/>
+        </w:tabs>
+        <w:ind w:left="6480" w:hanging="360"/>
+      </w:pPr>
+      <w:rPr>
+        <w:rFonts w:ascii="Wingdings" w:hAnsi="Wingdings" w:hint="default"/>
+        <w:sz w:val="20"/>
+      </w:rPr>
+    </w:lvl>
+  </w:abstractNum>
+  <w:abstractNum w:abstractNumId="5" w15:restartNumberingAfterBreak="0">
     <w:nsid w:val="3C1D6B15"/>
     <w:multiLevelType w:val="multilevel"/>
     <w:tmpl w:val="BD8E787A"/>
@@ -1545,7 +1984,7 @@
       </w:pPr>
     </w:lvl>
   </w:abstractNum>
-  <w:abstractNum w:abstractNumId="4" w15:restartNumberingAfterBreak="0">
+  <w:abstractNum w:abstractNumId="6" w15:restartNumberingAfterBreak="0">
     <w:nsid w:val="3E3F3EC9"/>
     <w:multiLevelType w:val="multilevel"/>
     <w:tmpl w:val="AB52E130"/>
@@ -1694,7 +2133,7 @@
       </w:rPr>
     </w:lvl>
   </w:abstractNum>
-  <w:abstractNum w:abstractNumId="5" w15:restartNumberingAfterBreak="0">
+  <w:abstractNum w:abstractNumId="7" w15:restartNumberingAfterBreak="0">
     <w:nsid w:val="3E9E6776"/>
     <w:multiLevelType w:val="multilevel"/>
     <w:tmpl w:val="C8E6CCA8"/>
@@ -1843,7 +2282,7 @@
       </w:rPr>
     </w:lvl>
   </w:abstractNum>
-  <w:abstractNum w:abstractNumId="6" w15:restartNumberingAfterBreak="0">
+  <w:abstractNum w:abstractNumId="8" w15:restartNumberingAfterBreak="0">
     <w:nsid w:val="4C3607A5"/>
     <w:multiLevelType w:val="multilevel"/>
     <w:tmpl w:val="02747896"/>
@@ -1956,7 +2395,7 @@
       </w:pPr>
     </w:lvl>
   </w:abstractNum>
-  <w:abstractNum w:abstractNumId="7" w15:restartNumberingAfterBreak="0">
+  <w:abstractNum w:abstractNumId="9" w15:restartNumberingAfterBreak="0">
     <w:nsid w:val="4FD975ED"/>
     <w:multiLevelType w:val="multilevel"/>
     <w:tmpl w:val="9B323FCC"/>
@@ -2105,7 +2544,7 @@
       </w:rPr>
     </w:lvl>
   </w:abstractNum>
-  <w:abstractNum w:abstractNumId="8" w15:restartNumberingAfterBreak="0">
+  <w:abstractNum w:abstractNumId="10" w15:restartNumberingAfterBreak="0">
     <w:nsid w:val="5374436B"/>
     <w:multiLevelType w:val="multilevel"/>
     <w:tmpl w:val="64403FDA"/>
@@ -2254,7 +2693,7 @@
       </w:rPr>
     </w:lvl>
   </w:abstractNum>
-  <w:abstractNum w:abstractNumId="9" w15:restartNumberingAfterBreak="0">
+  <w:abstractNum w:abstractNumId="11" w15:restartNumberingAfterBreak="0">
     <w:nsid w:val="565117A8"/>
     <w:multiLevelType w:val="multilevel"/>
     <w:tmpl w:val="86AA9C1C"/>
@@ -2403,7 +2842,7 @@
       </w:rPr>
     </w:lvl>
   </w:abstractNum>
-  <w:abstractNum w:abstractNumId="10" w15:restartNumberingAfterBreak="0">
+  <w:abstractNum w:abstractNumId="12" w15:restartNumberingAfterBreak="0">
     <w:nsid w:val="58046687"/>
     <w:multiLevelType w:val="multilevel"/>
     <w:tmpl w:val="2A426D20"/>
@@ -2552,7 +2991,7 @@
       </w:rPr>
     </w:lvl>
   </w:abstractNum>
-  <w:abstractNum w:abstractNumId="11" w15:restartNumberingAfterBreak="0">
+  <w:abstractNum w:abstractNumId="13" w15:restartNumberingAfterBreak="0">
     <w:nsid w:val="67493233"/>
     <w:multiLevelType w:val="multilevel"/>
     <w:tmpl w:val="35A2F3F6"/>
@@ -2701,7 +3140,7 @@
       </w:rPr>
     </w:lvl>
   </w:abstractNum>
-  <w:abstractNum w:abstractNumId="12" w15:restartNumberingAfterBreak="0">
+  <w:abstractNum w:abstractNumId="14" w15:restartNumberingAfterBreak="0">
     <w:nsid w:val="782903F8"/>
     <w:multiLevelType w:val="multilevel"/>
     <w:tmpl w:val="CAEA0114"/>
@@ -2851,34 +3290,34 @@
     </w:lvl>
   </w:abstractNum>
   <w:num w:numId="1" w16cid:durableId="1787504536">
-    <w:abstractNumId w:val="7"/>
+    <w:abstractNumId w:val="9"/>
   </w:num>
   <w:num w:numId="2" w16cid:durableId="603540205">
-    <w:abstractNumId w:val="3"/>
+    <w:abstractNumId w:val="5"/>
   </w:num>
   <w:num w:numId="3" w16cid:durableId="979191929">
-    <w:abstractNumId w:val="4"/>
+    <w:abstractNumId w:val="6"/>
   </w:num>
   <w:num w:numId="4" w16cid:durableId="675881269">
     <w:abstractNumId w:val="0"/>
   </w:num>
   <w:num w:numId="5" w16cid:durableId="1387534295">
+    <w:abstractNumId w:val="13"/>
+  </w:num>
+  <w:num w:numId="6" w16cid:durableId="1482237495">
+    <w:abstractNumId w:val="8"/>
+  </w:num>
+  <w:num w:numId="7" w16cid:durableId="246235722">
+    <w:abstractNumId w:val="10"/>
+  </w:num>
+  <w:num w:numId="8" w16cid:durableId="585264088">
     <w:abstractNumId w:val="11"/>
   </w:num>
-  <w:num w:numId="6" w16cid:durableId="1482237495">
-    <w:abstractNumId w:val="6"/>
-  </w:num>
-  <w:num w:numId="7" w16cid:durableId="246235722">
-    <w:abstractNumId w:val="8"/>
-  </w:num>
-  <w:num w:numId="8" w16cid:durableId="585264088">
-    <w:abstractNumId w:val="9"/>
-  </w:num>
   <w:num w:numId="9" w16cid:durableId="61145507">
-    <w:abstractNumId w:val="5"/>
+    <w:abstractNumId w:val="7"/>
   </w:num>
   <w:num w:numId="10" w16cid:durableId="1621065175">
-    <w:abstractNumId w:val="12"/>
+    <w:abstractNumId w:val="14"/>
   </w:num>
   <w:num w:numId="11" w16cid:durableId="1816987321">
     <w:abstractNumId w:val="1"/>
@@ -2887,7 +3326,13 @@
     <w:abstractNumId w:val="2"/>
   </w:num>
   <w:num w:numId="13" w16cid:durableId="2060519839">
-    <w:abstractNumId w:val="10"/>
+    <w:abstractNumId w:val="12"/>
+  </w:num>
+  <w:num w:numId="14" w16cid:durableId="1028681346">
+    <w:abstractNumId w:val="4"/>
+  </w:num>
+  <w:num w:numId="15" w16cid:durableId="624434388">
+    <w:abstractNumId w:val="3"/>
   </w:num>
 </w:numbering>
 </file>
